--- a/tillsyn/A 22139-2026 tillsynsbegäran.docx
+++ b/tillsyn/A 22139-2026 tillsynsbegäran.docx
@@ -1420,7 +1420,7 @@
     <w:r>
       <w:tab/>
       <w:tab/>
-      <w:t>2026-09-14</w:t>
+      <w:t>2026-09-15</w:t>
       <w:br/>
       <w:br/>
     </w:r>

--- a/tillsyn/A 22139-2026 tillsynsbegäran.docx
+++ b/tillsyn/A 22139-2026 tillsynsbegäran.docx
@@ -1420,7 +1420,7 @@
     <w:r>
       <w:tab/>
       <w:tab/>
-      <w:t>2026-09-15</w:t>
+      <w:t>2026-09-16</w:t>
       <w:br/>
       <w:br/>
     </w:r>

--- a/tillsyn/A 22139-2026 tillsynsbegäran.docx
+++ b/tillsyn/A 22139-2026 tillsynsbegäran.docx
@@ -1420,7 +1420,7 @@
     <w:r>
       <w:tab/>
       <w:tab/>
-      <w:t>2026-09-16</w:t>
+      <w:t>2026-09-17</w:t>
       <w:br/>
       <w:br/>
     </w:r>

--- a/tillsyn/A 22139-2026 tillsynsbegäran.docx
+++ b/tillsyn/A 22139-2026 tillsynsbegäran.docx
@@ -1420,7 +1420,7 @@
     <w:r>
       <w:tab/>
       <w:tab/>
-      <w:t>2026-09-17</w:t>
+      <w:t>2026-09-18</w:t>
       <w:br/>
       <w:br/>
     </w:r>

--- a/tillsyn/A 22139-2026 tillsynsbegäran.docx
+++ b/tillsyn/A 22139-2026 tillsynsbegäran.docx
@@ -1420,7 +1420,7 @@
     <w:r>
       <w:tab/>
       <w:tab/>
-      <w:t>2026-09-18</w:t>
+      <w:t>2026-09-19</w:t>
       <w:br/>
       <w:br/>
     </w:r>

--- a/tillsyn/A 22139-2026 tillsynsbegäran.docx
+++ b/tillsyn/A 22139-2026 tillsynsbegäran.docx
@@ -1420,7 +1420,7 @@
     <w:r>
       <w:tab/>
       <w:tab/>
-      <w:t>2026-09-19</w:t>
+      <w:t>2026-09-21</w:t>
       <w:br/>
       <w:br/>
     </w:r>

--- a/tillsyn/A 22139-2026 tillsynsbegäran.docx
+++ b/tillsyn/A 22139-2026 tillsynsbegäran.docx
@@ -1420,7 +1420,7 @@
     <w:r>
       <w:tab/>
       <w:tab/>
-      <w:t>2026-09-21</w:t>
+      <w:t>2026-09-23</w:t>
       <w:br/>
       <w:br/>
     </w:r>

--- a/tillsyn/A 22139-2026 tillsynsbegäran.docx
+++ b/tillsyn/A 22139-2026 tillsynsbegäran.docx
@@ -1420,7 +1420,7 @@
     <w:r>
       <w:tab/>
       <w:tab/>
-      <w:t>2026-09-23</w:t>
+      <w:t>2026-09-24</w:t>
       <w:br/>
       <w:br/>
     </w:r>

--- a/tillsyn/A 22139-2026 tillsynsbegäran.docx
+++ b/tillsyn/A 22139-2026 tillsynsbegäran.docx
@@ -1420,7 +1420,7 @@
     <w:r>
       <w:tab/>
       <w:tab/>
-      <w:t>2026-09-24</w:t>
+      <w:t>2026-09-25</w:t>
       <w:br/>
       <w:br/>
     </w:r>

--- a/tillsyn/A 22139-2026 tillsynsbegäran.docx
+++ b/tillsyn/A 22139-2026 tillsynsbegäran.docx
@@ -1420,7 +1420,7 @@
     <w:r>
       <w:tab/>
       <w:tab/>
-      <w:t>2026-09-25</w:t>
+      <w:t>2026-09-26</w:t>
       <w:br/>
       <w:br/>
     </w:r>

--- a/tillsyn/A 22139-2026 tillsynsbegäran.docx
+++ b/tillsyn/A 22139-2026 tillsynsbegäran.docx
@@ -1420,7 +1420,7 @@
     <w:r>
       <w:tab/>
       <w:tab/>
-      <w:t>2026-09-26</w:t>
+      <w:t>2026-09-27</w:t>
       <w:br/>
       <w:br/>
     </w:r>

--- a/tillsyn/A 22139-2026 tillsynsbegäran.docx
+++ b/tillsyn/A 22139-2026 tillsynsbegäran.docx
@@ -1420,7 +1420,7 @@
     <w:r>
       <w:tab/>
       <w:tab/>
-      <w:t>2026-09-27</w:t>
+      <w:t>2026-09-28</w:t>
       <w:br/>
       <w:br/>
     </w:r>

--- a/tillsyn/A 22139-2026 tillsynsbegäran.docx
+++ b/tillsyn/A 22139-2026 tillsynsbegäran.docx
@@ -1420,7 +1420,7 @@
     <w:r>
       <w:tab/>
       <w:tab/>
-      <w:t>2026-09-28</w:t>
+      <w:t>2026-09-29</w:t>
       <w:br/>
       <w:br/>
     </w:r>

--- a/tillsyn/A 22139-2026 tillsynsbegäran.docx
+++ b/tillsyn/A 22139-2026 tillsynsbegäran.docx
@@ -1420,7 +1420,7 @@
     <w:r>
       <w:tab/>
       <w:tab/>
-      <w:t>2026-09-29</w:t>
+      <w:t>2026-09-30</w:t>
       <w:br/>
       <w:br/>
     </w:r>

--- a/tillsyn/A 22139-2026 tillsynsbegäran.docx
+++ b/tillsyn/A 22139-2026 tillsynsbegäran.docx
@@ -1420,7 +1420,7 @@
     <w:r>
       <w:tab/>
       <w:tab/>
-      <w:t>2026-09-30</w:t>
+      <w:t>2026-10-01</w:t>
       <w:br/>
       <w:br/>
     </w:r>

--- a/tillsyn/A 22139-2026 tillsynsbegäran.docx
+++ b/tillsyn/A 22139-2026 tillsynsbegäran.docx
@@ -1420,7 +1420,7 @@
     <w:r>
       <w:tab/>
       <w:tab/>
-      <w:t>2026-10-01</w:t>
+      <w:t>2026-10-02</w:t>
       <w:br/>
       <w:br/>
     </w:r>

--- a/tillsyn/A 22139-2026 tillsynsbegäran.docx
+++ b/tillsyn/A 22139-2026 tillsynsbegäran.docx
@@ -1420,7 +1420,7 @@
     <w:r>
       <w:tab/>
       <w:tab/>
-      <w:t>2026-10-02</w:t>
+      <w:t>2026-10-03</w:t>
       <w:br/>
       <w:br/>
     </w:r>

--- a/tillsyn/A 22139-2026 tillsynsbegäran.docx
+++ b/tillsyn/A 22139-2026 tillsynsbegäran.docx
@@ -1420,7 +1420,7 @@
     <w:r>
       <w:tab/>
       <w:tab/>
-      <w:t>2026-10-03</w:t>
+      <w:t>2026-10-04</w:t>
       <w:br/>
       <w:br/>
     </w:r>

--- a/tillsyn/A 22139-2026 tillsynsbegäran.docx
+++ b/tillsyn/A 22139-2026 tillsynsbegäran.docx
@@ -1420,7 +1420,7 @@
     <w:r>
       <w:tab/>
       <w:tab/>
-      <w:t>2026-10-04</w:t>
+      <w:t>2026-10-05</w:t>
       <w:br/>
       <w:br/>
     </w:r>

--- a/tillsyn/A 22139-2026 tillsynsbegäran.docx
+++ b/tillsyn/A 22139-2026 tillsynsbegäran.docx
@@ -1420,7 +1420,7 @@
     <w:r>
       <w:tab/>
       <w:tab/>
-      <w:t>2026-10-05</w:t>
+      <w:t>2026-10-06</w:t>
       <w:br/>
       <w:br/>
     </w:r>

--- a/tillsyn/A 22139-2026 tillsynsbegäran.docx
+++ b/tillsyn/A 22139-2026 tillsynsbegäran.docx
@@ -1420,7 +1420,7 @@
     <w:r>
       <w:tab/>
       <w:tab/>
-      <w:t>2026-10-06</w:t>
+      <w:t>2026-10-07</w:t>
       <w:br/>
       <w:br/>
     </w:r>

--- a/tillsyn/A 22139-2026 tillsynsbegäran.docx
+++ b/tillsyn/A 22139-2026 tillsynsbegäran.docx
@@ -1420,7 +1420,7 @@
     <w:r>
       <w:tab/>
       <w:tab/>
-      <w:t>2026-10-07</w:t>
+      <w:t>2026-10-08</w:t>
       <w:br/>
       <w:br/>
     </w:r>

--- a/tillsyn/A 22139-2026 tillsynsbegäran.docx
+++ b/tillsyn/A 22139-2026 tillsynsbegäran.docx
@@ -1420,7 +1420,7 @@
     <w:r>
       <w:tab/>
       <w:tab/>
-      <w:t>2026-10-08</w:t>
+      <w:t>2026-10-09</w:t>
       <w:br/>
       <w:br/>
     </w:r>

--- a/tillsyn/A 22139-2026 tillsynsbegäran.docx
+++ b/tillsyn/A 22139-2026 tillsynsbegäran.docx
@@ -1420,7 +1420,7 @@
     <w:r>
       <w:tab/>
       <w:tab/>
-      <w:t>2026-10-09</w:t>
+      <w:t>2026-10-10</w:t>
       <w:br/>
       <w:br/>
     </w:r>

--- a/tillsyn/A 22139-2026 tillsynsbegäran.docx
+++ b/tillsyn/A 22139-2026 tillsynsbegäran.docx
@@ -1420,7 +1420,7 @@
     <w:r>
       <w:tab/>
       <w:tab/>
-      <w:t>2026-10-10</w:t>
+      <w:t>2026-10-11</w:t>
       <w:br/>
       <w:br/>
     </w:r>

--- a/tillsyn/A 22139-2026 tillsynsbegäran.docx
+++ b/tillsyn/A 22139-2026 tillsynsbegäran.docx
@@ -1420,7 +1420,7 @@
     <w:r>
       <w:tab/>
       <w:tab/>
-      <w:t>2026-10-11</w:t>
+      <w:t>2026-10-12</w:t>
       <w:br/>
       <w:br/>
     </w:r>

--- a/tillsyn/A 22139-2026 tillsynsbegäran.docx
+++ b/tillsyn/A 22139-2026 tillsynsbegäran.docx
@@ -1420,7 +1420,7 @@
     <w:r>
       <w:tab/>
       <w:tab/>
-      <w:t>2026-10-12</w:t>
+      <w:t>2026-10-13</w:t>
       <w:br/>
       <w:br/>
     </w:r>

--- a/tillsyn/A 22139-2026 tillsynsbegäran.docx
+++ b/tillsyn/A 22139-2026 tillsynsbegäran.docx
@@ -1420,7 +1420,7 @@
     <w:r>
       <w:tab/>
       <w:tab/>
-      <w:t>2026-10-13</w:t>
+      <w:t>2026-10-14</w:t>
       <w:br/>
       <w:br/>
     </w:r>

--- a/tillsyn/A 22139-2026 tillsynsbegäran.docx
+++ b/tillsyn/A 22139-2026 tillsynsbegäran.docx
@@ -1420,7 +1420,7 @@
     <w:r>
       <w:tab/>
       <w:tab/>
-      <w:t>2026-10-14</w:t>
+      <w:t>2026-10-15</w:t>
       <w:br/>
       <w:br/>
     </w:r>

--- a/tillsyn/A 22139-2026 tillsynsbegäran.docx
+++ b/tillsyn/A 22139-2026 tillsynsbegäran.docx
@@ -1420,7 +1420,7 @@
     <w:r>
       <w:tab/>
       <w:tab/>
-      <w:t>2026-10-15</w:t>
+      <w:t>2026-10-16</w:t>
       <w:br/>
       <w:br/>
     </w:r>

--- a/tillsyn/A 22139-2026 tillsynsbegäran.docx
+++ b/tillsyn/A 22139-2026 tillsynsbegäran.docx
@@ -65,7 +65,7 @@
     </w:p>
     <w:p>
       <w:r>
-        <w:t>I och inom 24 meter från avverkningsanmälan finns fynd av 26 naturvårdsarter, varav 10 är rödlistade, 3 är fridlysta, 16 är typiska (T) och 13 är signalarter (S): brunpudrad nållav (NT, T), dropptaggsvamp (NT, T), gransotdyna (NT), kattfotslav (NT, T), nordtagging (NT), stubbtrådmossa (NT), tallticka (NT, T), vaddporing (NT), vedskivlav (NT, T), vedtrappmossa (NT, T), björksplintborre (S), blomkålssvamp (S), blåmossa (S, T), blåsfliksmossa (S, T), bronshjon (S, T), kornig nållav (S, T), kornknutmossa (S, T), mindre märgborre (S, T), platt fjädermossa (S, T), stor revmossa (S), thomsons trägnagare (S), vedticka (S, T), vågbandad barkbock (S), spillkråka (T, §4), tjäder (T, §4) och svartvit flugsnappare (§4). Se Figur 1.</w:t>
+        <w:t>I och inom 24 meter från avverkningsanmälan finns fynd av 27 naturvårdsarter, varav 11 är rödlistade, 3 är fridlysta, 16 är typiska (T) och 13 är signalarter (S): brunpudrad nållav (NT, T), dropptaggsvamp (NT, T), gransotdyna (NT), hornvaxskinn (NT), kattfotslav (NT, T), nordtagging (NT), stubbtrådmossa (NT), tallticka (NT, T), vaddporing (NT), vedskivlav (NT, T), vedtrappmossa (NT, T), björksplintborre (S), blomkålssvamp (S), blåmossa (S, T), blåsfliksmossa (S, T), bronshjon (S, T), kornig nållav (S, T), kornknutmossa (S, T), mindre märgborre (S, T), platt fjädermossa (S, T), stor revmossa (S), thomsons trägnagare (S), vedticka (S, T), vågbandad barkbock (S), spillkråka (T, §4), tjäder (T, §4) och svartvit flugsnappare (§4). Se Figur 1.</w:t>
       </w:r>
     </w:p>
     <w:p>
@@ -153,6 +153,17 @@
       </w:r>
       <w:r>
         <w:t xml:space="preserve"> är en nedbrytare på grova, murkna, ofta barklösa stubbar och liggande stammar av gran, sällan även av bok. Den kräver tillgång till lågor och stubbar i frisk till fuktig miljö och är helt bunden till skogsbestånd med hög bonitet. Gransotdyna hotas av det intensiva utnyttjandet av granskogar med hög bonitet. Arten förekommer främst i de sydliga delarna av landet där bristen på äldre skog är mest påtaglig. Alla lokaler för arten måste undantas från rationellt skogsbruk och tillgången på död ved av grova dimensioner måste säkerställas. Fler områden med äldre granskog måste skyddas i södra Sverige (SLU Artdatabanken, 2024).</w:t>
+      </w:r>
+    </w:p>
+    <w:p>
+      <w:r>
+        <w:rPr>
+          <w:b/>
+        </w:rPr>
+        <w:t xml:space="preserve">Hornvaxskinn (NT) </w:t>
+      </w:r>
+      <w:r>
+        <w:t>påträffas på gamla senvuxna, torra och hårda lågor i gamla naturskogsartade eller plockhuggna tallskogar i norra Sverige. Arten hotas av avverkning av naturskogsartade tallskogar och uttag av torrakor till timring av byggnader. Avverkning av naturskogsliknande tallskogar bör ej förekomma (SLU Artdatabanken, 2024).</w:t>
       </w:r>
     </w:p>
     <w:p>
@@ -1420,7 +1431,7 @@
     <w:r>
       <w:tab/>
       <w:tab/>
-      <w:t>2026-10-16</w:t>
+      <w:t>2026-10-17</w:t>
       <w:br/>
       <w:br/>
     </w:r>

--- a/tillsyn/A 22139-2026 tillsynsbegäran.docx
+++ b/tillsyn/A 22139-2026 tillsynsbegäran.docx
@@ -1431,7 +1431,7 @@
     <w:r>
       <w:tab/>
       <w:tab/>
-      <w:t>2026-10-17</w:t>
+      <w:t>2026-10-18</w:t>
       <w:br/>
       <w:br/>
     </w:r>

--- a/tillsyn/A 22139-2026 tillsynsbegäran.docx
+++ b/tillsyn/A 22139-2026 tillsynsbegäran.docx
@@ -1431,7 +1431,7 @@
     <w:r>
       <w:tab/>
       <w:tab/>
-      <w:t>2026-10-18</w:t>
+      <w:t>2026-10-19</w:t>
       <w:br/>
       <w:br/>
     </w:r>

--- a/tillsyn/A 22139-2026 tillsynsbegäran.docx
+++ b/tillsyn/A 22139-2026 tillsynsbegäran.docx
@@ -1431,7 +1431,7 @@
     <w:r>
       <w:tab/>
       <w:tab/>
-      <w:t>2026-10-19</w:t>
+      <w:t>2026-10-20</w:t>
       <w:br/>
       <w:br/>
     </w:r>

--- a/tillsyn/A 22139-2026 tillsynsbegäran.docx
+++ b/tillsyn/A 22139-2026 tillsynsbegäran.docx
@@ -1431,7 +1431,7 @@
     <w:r>
       <w:tab/>
       <w:tab/>
-      <w:t>2026-10-20</w:t>
+      <w:t>2026-10-21</w:t>
       <w:br/>
       <w:br/>
     </w:r>

--- a/tillsyn/A 22139-2026 tillsynsbegäran.docx
+++ b/tillsyn/A 22139-2026 tillsynsbegäran.docx
@@ -1431,7 +1431,7 @@
     <w:r>
       <w:tab/>
       <w:tab/>
-      <w:t>2026-10-21</w:t>
+      <w:t>2026-10-22</w:t>
       <w:br/>
       <w:br/>
     </w:r>
